--- a/lessons/6-5/downloads/6-5-notes-l2.docx
+++ b/lessons/6-5/downloads/6-5-notes-l2.docx
@@ -1918,47 +1918,6 @@
         <w:t xml:space="preserve">Write About the Math</w:t>
       </w:r>
     </w:p>
-    <w:p>
-      <w:pPr>
-        <w:spacing w:after="100"/>
-      </w:pPr>
-      <w:r>
-        <w:rPr>
-          <w:i/>
-          <w:iCs/>
-          <w:color w:val="5F6F80"/>
-          <w:sz w:val="19"/>
-          <w:szCs w:val="19"/>
-        </w:rPr>
-        <w:t xml:space="preserve">Use the support level you need. Every level answers the same math question.</w:t>
-      </w:r>
-    </w:p>
-    <w:p>
-      <w:pPr>
-        <w:pStyle w:val="Heading2"/>
-        <w:spacing w:after="80" w:before="180"/>
-      </w:pPr>
-      <w:r>
-        <w:rPr>
-          <w:b/>
-          <w:bCs/>
-          <w:color w:val="12355B"/>
-          <w:sz w:val="24"/>
-          <w:szCs w:val="24"/>
-        </w:rPr>
-        <w:t xml:space="preserve">1. Understand the Question</w:t>
-      </w:r>
-      <w:r>
-        <w:rPr>
-          <w:i/>
-          <w:iCs/>
-          <w:color w:val="B97A12"/>
-          <w:sz w:val="19"/>
-          <w:szCs w:val="19"/>
-        </w:rPr>
-        <w:t xml:space="preserve">   explain</w:t>
-      </w:r>
-    </w:p>
     <w:tbl>
       <w:tblPr>
         <w:tblW w:type="pct" w:w="100%"/>
@@ -1997,38 +1956,16 @@
               </w:rPr>
               <w:t xml:space="preserve">Write an expression for the total cost. What does each part of the expression represent?</w:t>
             </w:r>
-          </w:p>
-          <w:p>
-            <w:pPr>
-              <w:spacing w:after="0"/>
-            </w:pPr>
-            <w:r>
-              <w:rPr>
-                <w:b/>
-                <w:bCs/>
-                <w:color w:val="12355B"/>
-                <w:sz w:val="20"/>
-                <w:szCs w:val="20"/>
-              </w:rPr>
-              <w:t xml:space="preserve">Your job:  </w:t>
-            </w:r>
-            <w:r>
-              <w:rPr>
-                <w:sz w:val="20"/>
-                <w:szCs w:val="20"/>
-              </w:rPr>
-              <w:t xml:space="preserve">Answer the question. Use math evidence. Explain how the evidence proves your answer.</w:t>
-            </w:r>
             <w:r>
               <w:rPr>
                 <w:i/>
                 <w:iCs/>
                 <w:color w:val="5F6F80"/>
-                <w:sz w:val="18"/>
-                <w:szCs w:val="18"/>
+                <w:sz w:val="19"/>
+                <w:szCs w:val="19"/>
               </w:rPr>
               <w:br/>
-              <w:t xml:space="preserve">Responde la pregunta. Usa evidencia matemática. Explica cómo la evidencia demuestra tu respuesta.</w:t>
+              <w:t xml:space="preserve">Escribe una expresión para el costo total. ¿Qué representa cada parte de la expresión?</w:t>
             </w:r>
           </w:p>
         </w:tc>
@@ -2036,33 +1973,22 @@
     </w:tbl>
     <w:p>
       <w:pPr>
-        <w:pStyle w:val="Heading2"/>
-        <w:spacing w:after="80" w:before="180"/>
-      </w:pPr>
-      <w:r>
-        <w:rPr>
-          <w:b/>
-          <w:bCs/>
-          <w:color w:val="12355B"/>
-          <w:sz w:val="24"/>
-          <w:szCs w:val="24"/>
-        </w:rPr>
-        <w:t xml:space="preserve">2. Plan Your Math Words</w:t>
-      </w:r>
+        <w:spacing w:after="100"/>
+      </w:pPr>
       <w:r>
         <w:rPr>
           <w:i/>
           <w:iCs/>
-          <w:color w:val="1FA6A2"/>
+          <w:color w:val="5F6F80"/>
           <w:sz w:val="19"/>
           <w:szCs w:val="19"/>
         </w:rPr>
-        <w:t xml:space="preserve">   check at least two</w:t>
-      </w:r>
-    </w:p>
-    <w:p>
-      <w:pPr>
-        <w:spacing w:after="60"/>
+        <w:t xml:space="preserve">Say your answer to a partner first. Then write it, using at least two of these words:</w:t>
+      </w:r>
+    </w:p>
+    <w:p>
+      <w:pPr>
+        <w:spacing w:after="40"/>
       </w:pPr>
       <w:r>
         <w:rPr>
@@ -2082,14 +2008,7 @@
           <w:sz w:val="20"/>
           <w:szCs w:val="20"/>
         </w:rPr>
-        <w:t xml:space="preserve">Write Algebraic Expressions — </w:t>
-      </w:r>
-      <w:r>
-        <w:rPr>
-          <w:sz w:val="20"/>
-          <w:szCs w:val="20"/>
-        </w:rPr>
-        <w:t xml:space="preserve">Translate words or a situation into numbers, variables, and operation symbols.</w:t>
+        <w:t xml:space="preserve">Variable</w:t>
       </w:r>
       <w:r>
         <w:rPr>
@@ -2099,13 +2018,12 @@
           <w:sz w:val="18"/>
           <w:szCs w:val="18"/>
         </w:rPr>
-        <w:br/>
-        <w:t xml:space="preserve">Escribir expresiones algebraicas — Traducir palabras o una situación a números, variables y símbolos de operaciones.</w:t>
-      </w:r>
-    </w:p>
-    <w:p>
-      <w:pPr>
-        <w:spacing w:after="60"/>
+        <w:t xml:space="preserve">  ·  Variable</w:t>
+      </w:r>
+    </w:p>
+    <w:p>
+      <w:pPr>
+        <w:spacing w:after="40"/>
       </w:pPr>
       <w:r>
         <w:rPr>
@@ -2125,14 +2043,7 @@
           <w:sz w:val="20"/>
           <w:szCs w:val="20"/>
         </w:rPr>
-        <w:t xml:space="preserve">Variable — </w:t>
-      </w:r>
-      <w:r>
-        <w:rPr>
-          <w:sz w:val="20"/>
-          <w:szCs w:val="20"/>
-        </w:rPr>
-        <w:t xml:space="preserve">A letter that stands for a number that is unknown or can change.</w:t>
+        <w:t xml:space="preserve">Algebraic Expression</w:t>
       </w:r>
       <w:r>
         <w:rPr>
@@ -2142,13 +2053,12 @@
           <w:sz w:val="18"/>
           <w:szCs w:val="18"/>
         </w:rPr>
-        <w:br/>
-        <w:t xml:space="preserve">Variable — Una letra que representa un número desconocido o que puede cambiar.</w:t>
-      </w:r>
-    </w:p>
-    <w:p>
-      <w:pPr>
-        <w:spacing w:after="60"/>
+        <w:t xml:space="preserve">  ·  Expresión algebraica</w:t>
+      </w:r>
+    </w:p>
+    <w:p>
+      <w:pPr>
+        <w:spacing w:after="40"/>
       </w:pPr>
       <w:r>
         <w:rPr>
@@ -2168,14 +2078,7 @@
           <w:sz w:val="20"/>
           <w:szCs w:val="20"/>
         </w:rPr>
-        <w:t xml:space="preserve">Algebraic Expression — </w:t>
-      </w:r>
-      <w:r>
-        <w:rPr>
-          <w:sz w:val="20"/>
-          <w:szCs w:val="20"/>
-        </w:rPr>
-        <w:t xml:space="preserve">A math phrase that has at least one letter.</w:t>
+        <w:t xml:space="preserve">Coefficient</w:t>
       </w:r>
       <w:r>
         <w:rPr>
@@ -2185,13 +2088,12 @@
           <w:sz w:val="18"/>
           <w:szCs w:val="18"/>
         </w:rPr>
-        <w:br/>
-        <w:t xml:space="preserve">Expresión algebraica — Una frase matemática que tiene al menos una letra.</w:t>
-      </w:r>
-    </w:p>
-    <w:p>
-      <w:pPr>
-        <w:spacing w:after="60"/>
+        <w:t xml:space="preserve">  ·  Coeficiente</w:t>
+      </w:r>
+    </w:p>
+    <w:p>
+      <w:pPr>
+        <w:spacing w:after="40"/>
       </w:pPr>
       <w:r>
         <w:rPr>
@@ -2211,14 +2113,7 @@
           <w:sz w:val="20"/>
           <w:szCs w:val="20"/>
         </w:rPr>
-        <w:t xml:space="preserve">Coefficient — </w:t>
-      </w:r>
-      <w:r>
-        <w:rPr>
-          <w:sz w:val="20"/>
-          <w:szCs w:val="20"/>
-        </w:rPr>
-        <w:t xml:space="preserve">The number in front of a letter, like the 3 in 3x.</w:t>
+        <w:t xml:space="preserve">Constant</w:t>
       </w:r>
       <w:r>
         <w:rPr>
@@ -2228,13 +2123,12 @@
           <w:sz w:val="18"/>
           <w:szCs w:val="18"/>
         </w:rPr>
-        <w:br/>
-        <w:t xml:space="preserve">Coeficiente — El número frente a una letra, como el 3 en 3x.</w:t>
-      </w:r>
-    </w:p>
-    <w:p>
-      <w:pPr>
-        <w:spacing w:after="60"/>
+        <w:t xml:space="preserve">  ·  Constante</w:t>
+      </w:r>
+    </w:p>
+    <w:p>
+      <w:pPr>
+        <w:spacing w:after="40"/>
       </w:pPr>
       <w:r>
         <w:rPr>
@@ -2254,14 +2148,7 @@
           <w:sz w:val="20"/>
           <w:szCs w:val="20"/>
         </w:rPr>
-        <w:t xml:space="preserve">Constant — </w:t>
-      </w:r>
-      <w:r>
-        <w:rPr>
-          <w:sz w:val="20"/>
-          <w:szCs w:val="20"/>
-        </w:rPr>
-        <w:t xml:space="preserve">A fixed number in an expression or equation that does not change.</w:t>
+        <w:t xml:space="preserve">Like terms</w:t>
       </w:r>
       <w:r>
         <w:rPr>
@@ -2271,109 +2158,7 @@
           <w:sz w:val="18"/>
           <w:szCs w:val="18"/>
         </w:rPr>
-        <w:br/>
-        <w:t xml:space="preserve">Constante — Un número fijo en una expresión o ecuación que no cambia.</w:t>
-      </w:r>
-    </w:p>
-    <w:tbl>
-      <w:tblPr>
-        <w:tblW w:type="pct" w:w="100%"/>
-        <w:tblBorders>
-          <w:top w:val="single" w:color="1FA6A2" w:sz="8"/>
-          <w:left w:val="single" w:color="1FA6A2" w:sz="8"/>
-          <w:bottom w:val="single" w:color="1FA6A2" w:sz="8"/>
-          <w:right w:val="single" w:color="1FA6A2" w:sz="8"/>
-          <w:insideH w:val="single" w:color="auto" w:sz="4"/>
-          <w:insideV w:val="single" w:color="auto" w:sz="4"/>
-        </w:tblBorders>
-      </w:tblPr>
-      <w:tblGrid>
-        <w:gridCol w:w="100"/>
-      </w:tblGrid>
-      <w:tr>
-        <w:tc>
-          <w:tcPr>
-            <w:shd w:fill="F7FFFD" w:color="auto" w:val="clear"/>
-            <w:tcMar>
-              <w:top w:type="dxa" w:w="120"/>
-              <w:left w:type="dxa" w:w="180"/>
-              <w:bottom w:type="dxa" w:w="120"/>
-              <w:right w:type="dxa" w:w="180"/>
-            </w:tcMar>
-          </w:tcPr>
-          <w:p>
-            <w:pPr>
-              <w:spacing w:after="50"/>
-            </w:pPr>
-            <w:r>
-              <w:rPr>
-                <w:b/>
-                <w:bCs/>
-                <w:color w:val="1FA6A2"/>
-                <w:sz w:val="20"/>
-                <w:szCs w:val="20"/>
-              </w:rPr>
-              <w:t xml:space="preserve">Say it first:  </w:t>
-            </w:r>
-            <w:r>
-              <w:rPr>
-                <w:sz w:val="20"/>
-                <w:szCs w:val="20"/>
-              </w:rPr>
-              <w:t xml:space="preserve">Say your idea to a partner or quietly to yourself before you write.</w:t>
-            </w:r>
-          </w:p>
-          <w:p>
-            <w:pPr>
-              <w:spacing w:after="60"/>
-            </w:pPr>
-            <w:r>
-              <w:rPr>
-                <w:color w:val="1A2733"/>
-                <w:sz w:val="21"/>
-                <w:szCs w:val="21"/>
-              </w:rPr>
-              <w:t xml:space="preserve">The total cost is ___ + ___h. The ___ represents the ___ and ___h represents the ___.</w:t>
-            </w:r>
-            <w:r>
-              <w:rPr>
-                <w:i/>
-                <w:iCs/>
-                <w:color w:val="5F6F80"/>
-                <w:sz w:val="19"/>
-                <w:szCs w:val="19"/>
-              </w:rPr>
-              <w:br/>
-              <w:t xml:space="preserve">Di tu respuesta primero: Mi respuesta es ___ porque ___.</w:t>
-            </w:r>
-          </w:p>
-        </w:tc>
-      </w:tr>
-    </w:tbl>
-    <w:p>
-      <w:pPr>
-        <w:pStyle w:val="Heading2"/>
-        <w:spacing w:after="80" w:before="180"/>
-      </w:pPr>
-      <w:r>
-        <w:rPr>
-          <w:b/>
-          <w:bCs/>
-          <w:color w:val="12355B"/>
-          <w:sz w:val="24"/>
-          <w:szCs w:val="24"/>
-        </w:rPr>
-        <w:t xml:space="preserve">3. Build Your Explanation</w:t>
-      </w:r>
-      <w:r>
-        <w:rPr>
-          <w:i/>
-          <w:iCs/>
-          <w:color w:val="B97A12"/>
-          <w:sz w:val="19"/>
-          <w:szCs w:val="19"/>
-        </w:rPr>
-        <w:t xml:space="preserve">   choose your support</w:t>
+        <w:t xml:space="preserve">  ·  Términos semejantes</w:t>
       </w:r>
     </w:p>
     <w:tbl>
@@ -2404,21 +2189,6 @@
           </w:tcPr>
           <w:p>
             <w:pPr>
-              <w:spacing w:after="50"/>
-            </w:pPr>
-            <w:r>
-              <w:rPr>
-                <w:i/>
-                <w:iCs/>
-                <w:color w:val="5F6F80"/>
-                <w:sz w:val="19"/>
-                <w:szCs w:val="19"/>
-              </w:rPr>
-              <w:t xml:space="preserve">This model shows the parts of an explanation. It does not answer your writing question.</w:t>
-            </w:r>
-          </w:p>
-          <w:p>
-            <w:pPr>
               <w:spacing w:after="80"/>
             </w:pPr>
             <w:r>
@@ -2429,58 +2199,14 @@
                 <w:sz w:val="19"/>
                 <w:szCs w:val="19"/>
               </w:rPr>
-              <w:t xml:space="preserve">Claim:  </w:t>
+              <w:t xml:space="preserve">Model:  </w:t>
             </w:r>
             <w:r>
               <w:rPr>
                 <w:sz w:val="19"/>
                 <w:szCs w:val="19"/>
               </w:rPr>
-              <w:t xml:space="preserve">Write 12t + 50: the 12t grows with tickets, the 50 stays fixed.</w:t>
-            </w:r>
-          </w:p>
-          <w:p>
-            <w:pPr>
-              <w:spacing w:after="80"/>
-            </w:pPr>
-            <w:r>
-              <w:rPr>
-                <w:b/>
-                <w:bCs/>
-                <w:color w:val="12355B"/>
-                <w:sz w:val="19"/>
-                <w:szCs w:val="19"/>
-              </w:rPr>
-              <w:t xml:space="preserve">Evidence:  </w:t>
-            </w:r>
-            <w:r>
-              <w:rPr>
-                <w:sz w:val="19"/>
-                <w:szCs w:val="19"/>
-              </w:rPr>
-              <w:t xml:space="preserve">Students write 12t + 50, identify t as the variable number of tickets, 12 as the coefficient (price per ticket), and 50 as the constant venue fee that does not change.</w:t>
-            </w:r>
-          </w:p>
-          <w:p>
-            <w:pPr>
-              <w:spacing w:after="80"/>
-            </w:pPr>
-            <w:r>
-              <w:rPr>
-                <w:b/>
-                <w:bCs/>
-                <w:color w:val="12355B"/>
-                <w:sz w:val="19"/>
-                <w:szCs w:val="19"/>
-              </w:rPr>
-              <w:t xml:space="preserve">Reasoning:  </w:t>
-            </w:r>
-            <w:r>
-              <w:rPr>
-                <w:sz w:val="19"/>
-                <w:szCs w:val="19"/>
-              </w:rPr>
-              <w:t xml:space="preserve">This evidence connects the definition of algebraic expression to the mathematical claim.</w:t>
+              <w:t xml:space="preserve">Key words name the operation, and 'less than' reverses the order. — A strong answer matches key words to operations (sum/more than = add, less than = subtract, product = multiply) and explains '12 less than g' starts with g, giving g − 12.</w:t>
             </w:r>
           </w:p>
         </w:tc>
@@ -2559,7 +2285,7 @@
           <w:sz w:val="21"/>
           <w:szCs w:val="21"/>
         </w:rPr>
-        <w:t xml:space="preserve">My answer is ___.</w:t>
+        <w:t xml:space="preserve">My answer is ___ because ___.</w:t>
       </w:r>
       <w:r>
         <w:rPr>
@@ -2570,7 +2296,7 @@
           <w:szCs w:val="19"/>
         </w:rPr>
         <w:br/>
-        <w:t xml:space="preserve">Mi respuesta es ___.</w:t>
+        <w:t xml:space="preserve">Mi respuesta es ___ porque ___.</w:t>
       </w:r>
     </w:p>
     <w:tbl>
@@ -2710,7 +2436,7 @@
           <w:sz w:val="21"/>
           <w:szCs w:val="21"/>
         </w:rPr>
-        <w:t xml:space="preserve">I know because ___.</w:t>
+        <w:t xml:space="preserve">My evidence is ___, so ___.</w:t>
       </w:r>
       <w:r>
         <w:rPr>
@@ -2721,31 +2447,7 @@
           <w:szCs w:val="19"/>
         </w:rPr>
         <w:br/>
-        <w:t xml:space="preserve">Lo sé porque ___.</w:t>
-      </w:r>
-    </w:p>
-    <w:p>
-      <w:pPr>
-        <w:spacing w:after="60"/>
-      </w:pPr>
-      <w:r>
-        <w:rPr>
-          <w:color w:val="1A2733"/>
-          <w:sz w:val="21"/>
-          <w:szCs w:val="21"/>
-        </w:rPr>
-        <w:t xml:space="preserve">So ___.</w:t>
-      </w:r>
-      <w:r>
-        <w:rPr>
-          <w:i/>
-          <w:iCs/>
-          <w:color w:val="5F6F80"/>
-          <w:sz w:val="19"/>
-          <w:szCs w:val="19"/>
-        </w:rPr>
-        <w:br/>
-        <w:t xml:space="preserve">Entonces ___.</w:t>
+        <w:t xml:space="preserve">Mi evidencia es ___, entonces ___.</w:t>
       </w:r>
     </w:p>
     <w:tbl>
@@ -2851,78 +2553,6 @@
         <w:t xml:space="preserve">Escribe una afirmación, da evidencia matemática y explica tu razonamiento.</w:t>
       </w:r>
     </w:p>
-    <w:p>
-      <w:pPr>
-        <w:spacing w:after="60"/>
-      </w:pPr>
-      <w:r>
-        <w:rPr>
-          <w:color w:val="1A2733"/>
-          <w:sz w:val="21"/>
-          <w:szCs w:val="21"/>
-        </w:rPr>
-        <w:t xml:space="preserve">My claim is ___.</w:t>
-      </w:r>
-      <w:r>
-        <w:rPr>
-          <w:i/>
-          <w:iCs/>
-          <w:color w:val="5F6F80"/>
-          <w:sz w:val="19"/>
-          <w:szCs w:val="19"/>
-        </w:rPr>
-        <w:br/>
-        <w:t xml:space="preserve">Mi afirmación es ___.</w:t>
-      </w:r>
-    </w:p>
-    <w:p>
-      <w:pPr>
-        <w:spacing w:after="60"/>
-      </w:pPr>
-      <w:r>
-        <w:rPr>
-          <w:color w:val="1A2733"/>
-          <w:sz w:val="21"/>
-          <w:szCs w:val="21"/>
-        </w:rPr>
-        <w:t xml:space="preserve">My math evidence is ___.</w:t>
-      </w:r>
-      <w:r>
-        <w:rPr>
-          <w:i/>
-          <w:iCs/>
-          <w:color w:val="5F6F80"/>
-          <w:sz w:val="19"/>
-          <w:szCs w:val="19"/>
-        </w:rPr>
-        <w:br/>
-        <w:t xml:space="preserve">Mi evidencia matemática es ___.</w:t>
-      </w:r>
-    </w:p>
-    <w:p>
-      <w:pPr>
-        <w:spacing w:after="60"/>
-      </w:pPr>
-      <w:r>
-        <w:rPr>
-          <w:color w:val="1A2733"/>
-          <w:sz w:val="21"/>
-          <w:szCs w:val="21"/>
-        </w:rPr>
-        <w:t xml:space="preserve">This proves ___ because ___.</w:t>
-      </w:r>
-      <w:r>
-        <w:rPr>
-          <w:i/>
-          <w:iCs/>
-          <w:color w:val="5F6F80"/>
-          <w:sz w:val="19"/>
-          <w:szCs w:val="19"/>
-        </w:rPr>
-        <w:br/>
-        <w:t xml:space="preserve">Esto demuestra ___ porque ___.</w:t>
-      </w:r>
-    </w:p>
     <w:tbl>
       <w:tblPr>
         <w:tblW w:type="pct" w:w="100%"/>
@@ -3005,7 +2635,7 @@
           <w:sz w:val="24"/>
           <w:szCs w:val="24"/>
         </w:rPr>
-        <w:t xml:space="preserve">4. Check Your Explanation</w:t>
+        <w:t xml:space="preserve">Check Your Explanation</w:t>
       </w:r>
       <w:r>
         <w:rPr>
@@ -3015,7 +2645,7 @@
           <w:sz w:val="19"/>
           <w:szCs w:val="19"/>
         </w:rPr>
-        <w:t xml:space="preserve">   five quick checks</w:t>
+        <w:t xml:space="preserve">   three quick checks</w:t>
       </w:r>
     </w:p>
     <w:p>
@@ -3039,17 +2669,6 @@
         </w:rPr>
         <w:t xml:space="preserve">I answered the question.</w:t>
       </w:r>
-      <w:r>
-        <w:rPr>
-          <w:i/>
-          <w:iCs/>
-          <w:color w:val="5F6F80"/>
-          <w:sz w:val="18"/>
-          <w:szCs w:val="18"/>
-        </w:rPr>
-        <w:br/>
-        <w:t xml:space="preserve">Respondí la pregunta.</w:t>
-      </w:r>
     </w:p>
     <w:p>
       <w:pPr>
@@ -3070,18 +2689,7 @@
           <w:sz w:val="20"/>
           <w:szCs w:val="20"/>
         </w:rPr>
-        <w:t xml:space="preserve">I used math evidence: numbers, an equation, a model, or a comparison.</w:t>
-      </w:r>
-      <w:r>
-        <w:rPr>
-          <w:i/>
-          <w:iCs/>
-          <w:color w:val="5F6F80"/>
-          <w:sz w:val="18"/>
-          <w:szCs w:val="18"/>
-        </w:rPr>
-        <w:br/>
-        <w:t xml:space="preserve">Usé evidencia matemática: números, una ecuación, un modelo o una comparación.</w:t>
+        <w:t xml:space="preserve">I used math evidence: numbers, an equation, or a model.</w:t>
       </w:r>
     </w:p>
     <w:p>
@@ -3103,84 +2711,7 @@
           <w:sz w:val="20"/>
           <w:szCs w:val="20"/>
         </w:rPr>
-        <w:t xml:space="preserve">I explained how the evidence proves my answer.</w:t>
-      </w:r>
-      <w:r>
-        <w:rPr>
-          <w:i/>
-          <w:iCs/>
-          <w:color w:val="5F6F80"/>
-          <w:sz w:val="18"/>
-          <w:szCs w:val="18"/>
-        </w:rPr>
-        <w:br/>
-        <w:t xml:space="preserve">Expliqué cómo la evidencia demuestra mi respuesta.</w:t>
-      </w:r>
-    </w:p>
-    <w:p>
-      <w:pPr>
-        <w:spacing w:after="80"/>
-      </w:pPr>
-      <w:r>
-        <w:rPr>
-          <w:b/>
-          <w:bCs/>
-          <w:color w:val="1FA6A2"/>
-          <w:sz w:val="22"/>
-          <w:szCs w:val="22"/>
-        </w:rPr>
-        <w:t xml:space="preserve">☐  </w:t>
-      </w:r>
-      <w:r>
-        <w:rPr>
-          <w:sz w:val="20"/>
-          <w:szCs w:val="20"/>
-        </w:rPr>
         <w:t xml:space="preserve">I used at least two math words.</w:t>
-      </w:r>
-      <w:r>
-        <w:rPr>
-          <w:i/>
-          <w:iCs/>
-          <w:color w:val="5F6F80"/>
-          <w:sz w:val="18"/>
-          <w:szCs w:val="18"/>
-        </w:rPr>
-        <w:br/>
-        <w:t xml:space="preserve">Usé por lo menos dos palabras matemáticas.</w:t>
-      </w:r>
-    </w:p>
-    <w:p>
-      <w:pPr>
-        <w:spacing w:after="80"/>
-      </w:pPr>
-      <w:r>
-        <w:rPr>
-          <w:b/>
-          <w:bCs/>
-          <w:color w:val="1FA6A2"/>
-          <w:sz w:val="22"/>
-          <w:szCs w:val="22"/>
-        </w:rPr>
-        <w:t xml:space="preserve">☐  </w:t>
-      </w:r>
-      <w:r>
-        <w:rPr>
-          <w:sz w:val="20"/>
-          <w:szCs w:val="20"/>
-        </w:rPr>
-        <w:t xml:space="preserve">I reread complete sentences and punctuation.</w:t>
-      </w:r>
-      <w:r>
-        <w:rPr>
-          <w:i/>
-          <w:iCs/>
-          <w:color w:val="5F6F80"/>
-          <w:sz w:val="18"/>
-          <w:szCs w:val="18"/>
-        </w:rPr>
-        <w:br/>
-        <w:t xml:space="preserve">Volví a leer mis oraciones completas y la puntuación.</w:t>
       </w:r>
     </w:p>
     <w:p>
@@ -3268,7 +2799,7 @@
                 <w:sz w:val="22"/>
                 <w:szCs w:val="22"/>
               </w:rPr>
-              <w:t xml:space="preserve">Concert Planner</w:t>
+              <w:t xml:space="preserve">Class Field Day</w:t>
             </w:r>
           </w:p>
           <w:p>
@@ -3280,7 +2811,7 @@
                 <w:sz w:val="21"/>
                 <w:szCs w:val="21"/>
               </w:rPr>
-              <w:t xml:space="preserve">You're planning a concert at the music studio. Tickets cost $12 each, and there's a flat $50 venue fee no matter how many people attend. If t represents the number of tickets sold, how would you write an expression for the total revenue?</w:t>
+              <w:t xml:space="preserve">Evelyn is helping to plan the sixth-grade field day. The committee will order the items shown for each student participating in field day. They do not yet know how many students will be participating. The shipping cost for all items is a one-time cost of $23.50. What expression can Evelyn use to determine how much the committee will need to purchase the items?</w:t>
             </w:r>
           </w:p>
         </w:tc>
@@ -3954,54 +3485,7 @@
           <w:sz w:val="21"/>
           <w:szCs w:val="21"/>
         </w:rPr>
-        <w:t xml:space="preserve">Tickets cost $12 each with a flat $50 venue fee. If t is the number of tickets, how would you write an expression for total revenue, and which part changes with the crowd?</w:t>
-      </w:r>
-    </w:p>
-    <w:p>
-      <w:pPr>
-        <w:spacing w:after="60"/>
-      </w:pPr>
-      <w:r>
-        <w:rPr>
-          <w:color w:val="1A2733"/>
-          <w:sz w:val="21"/>
-          <w:szCs w:val="21"/>
-        </w:rPr>
-        <w:t xml:space="preserve">Start with:  My expression is ___ because tickets cost $12 each.</w:t>
-      </w:r>
-      <w:r>
-        <w:rPr>
-          <w:i/>
-          <w:iCs/>
-          <w:color w:val="5F6F80"/>
-          <w:sz w:val="19"/>
-          <w:szCs w:val="19"/>
-        </w:rPr>
-        <w:br/>
-        <w:t xml:space="preserve">Mi expresión es ___ porque los boletos cuestan $12 cada uno.</w:t>
-      </w:r>
-    </w:p>
-    <w:p>
-      <w:pPr>
-        <w:spacing w:after="80"/>
-      </w:pPr>
-      <w:r>
-        <w:rPr>
-          <w:b/>
-          <w:bCs/>
-          <w:color w:val="12355B"/>
-          <w:sz w:val="19"/>
-          <w:szCs w:val="19"/>
-        </w:rPr>
-        <w:t xml:space="preserve">Word bank:  </w:t>
-      </w:r>
-      <w:r>
-        <w:rPr>
-          <w:color w:val="1FA6A2"/>
-          <w:sz w:val="19"/>
-          <w:szCs w:val="19"/>
-        </w:rPr>
-        <w:t xml:space="preserve">Variable,  Coefficient,  Constant,  Algebraic Expression</w:t>
+        <w:t xml:space="preserve">The items cost $1.50, $12.95 and $0.65 per student, plus one $23.50 shipping fee. Which of those numbers gets multiplied by the number of students, and which does not — and why?</w:t>
       </w:r>
     </w:p>
     <w:p>
